--- a/capitulos/35_Capitulo_35.docx
+++ b/capitulos/35_Capitulo_35.docx
@@ -360,7 +360,7 @@
           <w:color w:val="1C1C20"/>
           <w:sz w:val="22"/>
         </w:rPr>
-        <w:t>Al frente, Yami Sukehiro mantenía la línea con su postura pesada habitual. A pesar de tener la misma edad que todos los presentes, el chico del Reino del Trébol irradiaba una presencia dominante y pesada. Con un cigarrillo apagado entre los labios y el torso cubierto únicamente por su camiseta blanca, desenvainó su katana negra con un silbido amenazante:</w:t>
+        <w:t>Al frente, Yami Sukehiro mantenía la línea con su postura pesada habitual, irradiando una presencia dominante. Con un cigarrillo apagado entre los labios y el torso cubierto únicamente por su camiseta blanca, desenvainó su katana negra con un silbido amenazante:</w:t>
       </w:r>
     </w:p>
     <w:p>
